--- a/manuscript-work/corrected/최고의경험_최고의카페_KR_개편완성본_교정v2_20260821.docx
+++ b/manuscript-work/corrected/최고의경험_최고의카페_KR_개편완성본_교정v2_20260821.docx
@@ -5713,24 +5713,24 @@
           <w:bCs w:val="1"/>
           <w:rtl w:val="0"/>
         </w:rPr>
-        <w:t xml:space="preserve">우리는 왜 흰 것 앞에서 마음이 비워지는가</w:t>
-      </w:r>
-      <w:r>
-        <w:rPr>
-          <w:rtl w:val="0"/>
-        </w:rPr>
-      </w:r>
-    </w:p>
-    <w:p>
-      <w:pPr>
-        <w:spacing w:after="200" w:lineRule="auto"/>
-        <w:rPr/>
-      </w:pPr>
-      <w:r>
-        <w:rPr>
-          <w:rtl w:val="0"/>
-        </w:rPr>
-        <w:t xml:space="preserve">흰빛 앞에서 마음이 비워지는 데에는 까닭이 있다. 흰색은 아무것도 주장하지 않는 색이다. 붉은색은 위험을 말하고 초록은 안전을 말하지만, 흰색은 아무 신호도 보내지 않는다. 그래서 흰 것 앞에서 우리의 뇌는 처음으로 쉰다. 해석할 것이 없기 때문이다. 눈 오는 날 세상이 조용해지는 것은 소리가 흡수되어서만이 아니라, 눈이 모든 신호를 덮어 버려서이기도 하다. 버치의 겨울이 사람의 머리를 비워 주는 것은, 그 흰빛이 아무것도 요구하지 않기 때문이다.</w:t>
+        <w:t xml:space="preserve">우리는 왜 흰 것 앞에서 마음을 비우는가</w:t>
+      </w:r>
+      <w:r>
+        <w:rPr>
+          <w:rtl w:val="0"/>
+        </w:rPr>
+      </w:r>
+    </w:p>
+    <w:p>
+      <w:pPr>
+        <w:spacing w:after="200" w:lineRule="auto"/>
+        <w:rPr/>
+      </w:pPr>
+      <w:r>
+        <w:rPr>
+          <w:rtl w:val="0"/>
+        </w:rPr>
+        <w:t xml:space="preserve">흰빛 앞에서 마음을 비우게 되는 데에는 까닭이 있다. 흰색은 아무것도 주장하지 않는 색이다. 붉은색은 위험을 말하고 초록은 안전을 말하지만, 흰색은 아무 신호도 보내지 않는다. 그래서 흰 것 앞에서 우리의 뇌는 처음으로 쉰다. 해석할 것이 없기 때문이다. 눈 오는 날 세상이 조용해지는 것은 소리가 흡수되어서만이 아니라, 눈이 모든 신호를 덮어 버려서이기도 하다. 버치의 겨울이 사람의 머리를 비워 주는 것은, 그 흰빛이 아무것도 요구하지 않기 때문이다.</w:t>
       </w:r>
     </w:p>
     <w:p>
@@ -10969,7 +10969,7 @@
         <w:rPr>
           <w:rtl w:val="0"/>
         </w:rPr>
-        <w:t xml:space="preserve">창가 자리에 앉으면 몸이 먼저 반응한다. 노랑에 둘러싸인 몸은 볕 아래 앉은 몸의 기억을 꺼낸다. 어릴 적 창가의 볕자리, 이불 위에 눕던 오후의 빛. 조명도 그 기억을 거든다. 이 집의 조명은 저녁이 되어도 주황으로 기울지 않고, 흐린 날에도 어두워지지 않는다. 언제나 맑은 날 정오의 색온도를 지킨다. 이 집의 시계는 늘 정오에 맞춰져 있는 것이다.</w:t>
+        <w:t xml:space="preserve">창가 자리에 앉으면 몸이 먼저 반응한다. 노랑에 둘러싸인 몸은 볕 아래 앉은 몸의 기억을 꺼낸다. 어릴 적 창가의 볕자리, 이불 위에 눕던 오후의 빛. 조명도 그 기억을 거든다. 이 집의 조명은 저녁이 되어도 주황으로 기울지 않고, 흐린 날에도 어두워지지 않는다. 언제나 맑은 날 정오의 색온도를 지킨다. 이 집은 시계를 늘 정오에 맞춰 두었다.</w:t>
       </w:r>
     </w:p>
     <w:p>
